--- a/MyCV.docx
+++ b/MyCV.docx
@@ -1946,7 +1946,7 @@
               <w:rPr>
                 <w:rFonts w:ascii="MS Mincho" w:eastAsia="MS Mincho" w:hAnsi="MS Mincho" w:cs="MS Mincho" w:hint="eastAsia"/>
               </w:rPr>
-              <w:t>カレッジの</w:t>
+              <w:t>カレッジ阿蘇の</w:t>
             </w:r>
             <w:r>
               <w:t>IT</w:t>
@@ -1964,7 +1964,7 @@
               <w:rPr>
                 <w:rFonts w:ascii="MS Mincho" w:eastAsia="MS Mincho" w:hAnsi="MS Mincho" w:cs="MS Mincho" w:hint="eastAsia"/>
               </w:rPr>
-              <w:t>の基礎をはじめ、プログラミング（</w:t>
+              <w:t>の基礎知識をはじめ、</w:t>
             </w:r>
             <w:r>
               <w:t>Python</w:t>
@@ -1982,7 +1982,34 @@
               <w:rPr>
                 <w:rFonts w:ascii="MS Mincho" w:eastAsia="MS Mincho" w:hAnsi="MS Mincho" w:cs="MS Mincho" w:hint="eastAsia"/>
               </w:rPr>
-              <w:t>）、人工知能、情報セキュリティ、</w:t>
+              <w:t>、</w:t>
+            </w:r>
+            <w:r>
+              <w:t>PHP</w:t>
+            </w:r>
+            <w:r>
+              <w:rPr>
+                <w:rFonts w:ascii="MS Mincho" w:eastAsia="MS Mincho" w:hAnsi="MS Mincho" w:cs="MS Mincho" w:hint="eastAsia"/>
+              </w:rPr>
+              <w:t>、</w:t>
+            </w:r>
+            <w:r>
+              <w:t>SQL</w:t>
+            </w:r>
+            <w:r>
+              <w:rPr>
+                <w:rFonts w:ascii="MS Mincho" w:eastAsia="MS Mincho" w:hAnsi="MS Mincho" w:cs="MS Mincho" w:hint="eastAsia"/>
+              </w:rPr>
+              <w:t>などのプログラミングや、人工知能（</w:t>
+            </w:r>
+            <w:r>
+              <w:t>AI</w:t>
+            </w:r>
+            <w:r>
+              <w:rPr>
+                <w:rFonts w:ascii="MS Mincho" w:eastAsia="MS Mincho" w:hAnsi="MS Mincho" w:cs="MS Mincho" w:hint="eastAsia"/>
+              </w:rPr>
+              <w:t>）、情報セキュリティ、</w:t>
             </w:r>
             <w:r>
               <w:t>IoT</w:t>
@@ -1991,16 +2018,7 @@
               <w:rPr>
                 <w:rFonts w:ascii="MS Mincho" w:eastAsia="MS Mincho" w:hAnsi="MS Mincho" w:cs="MS Mincho" w:hint="eastAsia"/>
               </w:rPr>
-              <w:t>などの科目を学びました。</w:t>
-            </w:r>
-            <w:r>
-              <w:br/>
-            </w:r>
-            <w:r>
-              <w:rPr>
-                <w:rFonts w:ascii="MS Mincho" w:eastAsia="MS Mincho" w:hAnsi="MS Mincho" w:cs="MS Mincho" w:hint="eastAsia"/>
-              </w:rPr>
-              <w:t>これらの学習を通して、コーディングの基礎力やシステムの仕組みに対する理解、デジタル分野における安全性に関する実践的なスキルを身につけました。</w:t>
+              <w:t>について学んでいます。</w:t>
             </w:r>
           </w:p>
           <w:p>
@@ -2011,7 +2029,45 @@
               <w:rPr>
                 <w:rFonts w:ascii="MS Mincho" w:eastAsia="MS Mincho" w:hAnsi="MS Mincho" w:cs="MS Mincho" w:hint="eastAsia"/>
               </w:rPr>
-              <w:t>また、チームで取り組むプロジェクトを経験する中で、課題を分析し解決する力や、周囲と協力しながら進めるコミュニケーション力を高めることができました。</w:t>
+              <w:t>授業では、</w:t>
+            </w:r>
+            <w:r>
+              <w:t>Web</w:t>
+            </w:r>
+            <w:r>
+              <w:rPr>
+                <w:rFonts w:ascii="MS Mincho" w:eastAsia="MS Mincho" w:hAnsi="MS Mincho" w:cs="MS Mincho" w:hint="eastAsia"/>
+              </w:rPr>
+              <w:t>サイト制作や簡単なシステム開発を通して、プログラミングの基礎力やシステムの仕組みについて理解を深めました。また、</w:t>
+            </w:r>
+            <w:r>
+              <w:t>Bootstrap5</w:t>
+            </w:r>
+            <w:r>
+              <w:rPr>
+                <w:rFonts w:ascii="MS Mincho" w:eastAsia="MS Mincho" w:hAnsi="MS Mincho" w:cs="MS Mincho" w:hint="eastAsia"/>
+              </w:rPr>
+              <w:t>を利用したレスポンシブデザインや、データベースを利用した</w:t>
+            </w:r>
+            <w:r>
+              <w:t>Web</w:t>
+            </w:r>
+            <w:r>
+              <w:rPr>
+                <w:rFonts w:ascii="MS Mincho" w:eastAsia="MS Mincho" w:hAnsi="MS Mincho" w:cs="MS Mincho" w:hint="eastAsia"/>
+              </w:rPr>
+              <w:t>システムの基礎についても学習しています。</w:t>
+            </w:r>
+          </w:p>
+          <w:p>
+            <w:pPr>
+              <w:pStyle w:val="NormalWeb"/>
+            </w:pPr>
+            <w:r>
+              <w:rPr>
+                <w:rFonts w:ascii="MS Mincho" w:eastAsia="MS Mincho" w:hAnsi="MS Mincho" w:cs="MS Mincho" w:hint="eastAsia"/>
+              </w:rPr>
+              <w:t>さらに、チームで取り組む課題や制作活動を通して、問題を分析して解決する力や、周囲と協力しながら進めるコミュニケーション力を身につけることができました。</w:t>
             </w:r>
           </w:p>
         </w:tc>
@@ -2067,8 +2123,12 @@
               </w:rPr>
               <w:t>）の学習です。</w:t>
             </w:r>
-            <w:r>
-              <w:br/>
+          </w:p>
+          <w:p>
+            <w:pPr>
+              <w:pStyle w:val="NormalWeb"/>
+            </w:pPr>
+            <w:r>
               <w:t>HTML</w:t>
             </w:r>
             <w:r>
@@ -2093,7 +2153,7 @@
               <w:rPr>
                 <w:rFonts w:ascii="MS Mincho" w:eastAsia="MS Mincho" w:hAnsi="MS Mincho" w:cs="MS Mincho" w:hint="eastAsia"/>
               </w:rPr>
-              <w:t>を用いて</w:t>
+              <w:t>を用いた</w:t>
             </w:r>
             <w:r>
               <w:t>Web</w:t>
@@ -2102,15 +2162,21 @@
               <w:rPr>
                 <w:rFonts w:ascii="MS Mincho" w:eastAsia="MS Mincho" w:hAnsi="MS Mincho" w:cs="MS Mincho" w:hint="eastAsia"/>
               </w:rPr>
-              <w:t>ページを作成する中で、デザインだけでなく、ユーザー体験の重要性にも気づきました。</w:t>
+              <w:t>ページ制作に取り組む中で、デザインだけでなく、利用者にとって見やすく使いやすい</w:t>
+            </w:r>
+            <w:r>
+              <w:t>Web</w:t>
+            </w:r>
+            <w:r>
+              <w:rPr>
+                <w:rFonts w:ascii="MS Mincho" w:eastAsia="MS Mincho" w:hAnsi="MS Mincho" w:cs="MS Mincho" w:hint="eastAsia"/>
+              </w:rPr>
+              <w:t>サイトを作ることの重要性を学びました。</w:t>
             </w:r>
           </w:p>
           <w:p>
             <w:pPr>
               <w:pStyle w:val="NormalWeb"/>
-              <w:rPr>
-                <w:lang w:val="en-US"/>
-              </w:rPr>
             </w:pPr>
             <w:r>
               <w:rPr>
@@ -2125,16 +2191,27 @@
               <w:rPr>
                 <w:rFonts w:ascii="MS Mincho" w:eastAsia="MS Mincho" w:hAnsi="MS Mincho" w:cs="MS Mincho" w:hint="eastAsia"/>
               </w:rPr>
-              <w:t>の基礎を学ぶことで、データ分析や画像認識の仕組みに興味を持つようになりました。</w:t>
-            </w:r>
-            <w:r>
-              <w:br/>
-            </w:r>
-            <w:r>
-              <w:rPr>
-                <w:rFonts w:ascii="MS Mincho" w:eastAsia="MS Mincho" w:hAnsi="MS Mincho" w:cs="MS Mincho" w:hint="eastAsia"/>
-              </w:rPr>
-              <w:t>さらに、授業や自主制作を通して動画編集にも取り組み、</w:t>
+              <w:t>の基礎学習を通して、データ分析や画像認識などの技術に興味を持つようになり、</w:t>
+            </w:r>
+            <w:r>
+              <w:t>IT</w:t>
+            </w:r>
+            <w:r>
+              <w:rPr>
+                <w:rFonts w:ascii="MS Mincho" w:eastAsia="MS Mincho" w:hAnsi="MS Mincho" w:cs="MS Mincho" w:hint="eastAsia"/>
+              </w:rPr>
+              <w:t>技術が社会でどのように活用されているかについて理解を深めました。</w:t>
+            </w:r>
+          </w:p>
+          <w:p>
+            <w:pPr>
+              <w:pStyle w:val="NormalWeb"/>
+            </w:pPr>
+            <w:r>
+              <w:rPr>
+                <w:rFonts w:ascii="MS Mincho" w:eastAsia="MS Mincho" w:hAnsi="MS Mincho" w:cs="MS Mincho" w:hint="eastAsia"/>
+              </w:rPr>
+              <w:t>さらに、授業や自主制作では動画編集にも取り組み、</w:t>
             </w:r>
             <w:r>
               <w:t>Premiere Pro</w:t>
@@ -2143,7 +2220,7 @@
               <w:rPr>
                 <w:rFonts w:ascii="MS Mincho" w:eastAsia="MS Mincho" w:hAnsi="MS Mincho" w:cs="MS Mincho" w:hint="eastAsia"/>
               </w:rPr>
-              <w:t>などのツールを使用しながら、視覚的に分かりやすい表現方法を学びました。</w:t>
+              <w:t>などのツールを使用しながら、相手に分かりやすく情報を伝える表現力や創造力を身につけることができました。</w:t>
             </w:r>
           </w:p>
         </w:tc>
@@ -2171,15 +2248,12 @@
           <w:p>
             <w:pPr>
               <w:pStyle w:val="NormalWeb"/>
-              <w:rPr>
-                <w:lang w:val="en-US"/>
-              </w:rPr>
-            </w:pPr>
-            <w:r>
-              <w:rPr>
-                <w:rFonts w:ascii="MS Mincho" w:eastAsia="MS Mincho" w:hAnsi="MS Mincho" w:cs="MS Mincho" w:hint="eastAsia"/>
-              </w:rPr>
-              <w:t>学業のかたわら、コンビニエンスストア（セブン</w:t>
+            </w:pPr>
+            <w:r>
+              <w:rPr>
+                <w:rFonts w:ascii="MS Mincho" w:eastAsia="MS Mincho" w:hAnsi="MS Mincho" w:cs="MS Mincho" w:hint="eastAsia"/>
+              </w:rPr>
+              <w:t>学業以外では、コンビニエンスストア（セブン</w:t>
             </w:r>
             <w:r>
               <w:t>‐</w:t>
@@ -2188,7 +2262,18 @@
               <w:rPr>
                 <w:rFonts w:ascii="MS Mincho" w:eastAsia="MS Mincho" w:hAnsi="MS Mincho" w:cs="MS Mincho" w:hint="eastAsia"/>
               </w:rPr>
-              <w:t>イレブン）でアルバイトを行い、接客マナーや日本語での対応力を身につけました。</w:t>
+              <w:t>イレブン）でアルバイトを行っています。</w:t>
+            </w:r>
+          </w:p>
+          <w:p>
+            <w:pPr>
+              <w:pStyle w:val="NormalWeb"/>
+            </w:pPr>
+            <w:r>
+              <w:rPr>
+                <w:rFonts w:ascii="MS Mincho" w:eastAsia="MS Mincho" w:hAnsi="MS Mincho" w:cs="MS Mincho" w:hint="eastAsia"/>
+              </w:rPr>
+              <w:t>アルバイトを通して、接客マナーや日本語でのコミュニケーション力を身につけることができました。また、お客様への対応だけでなく、商品の整理やレジ業務などを経験する中で、責任感や周囲と協力して働く大切さも学びました。</w:t>
             </w:r>
           </w:p>
         </w:tc>
@@ -2219,24 +2304,34 @@
           <w:p>
             <w:pPr>
               <w:pStyle w:val="NormalWeb"/>
-              <w:rPr>
-                <w:lang w:val="en-US"/>
-              </w:rPr>
-            </w:pPr>
-            <w:r>
-              <w:rPr>
-                <w:rFonts w:ascii="MS Mincho" w:eastAsia="MS Mincho" w:hAnsi="MS Mincho" w:cs="MS Mincho" w:hint="eastAsia"/>
-              </w:rPr>
-              <w:t>地域の方々と一緒に、キャンプや農作業体験などのイベントに参加しました。</w:t>
-            </w:r>
-            <w:r>
-              <w:br/>
-            </w:r>
-            <w:r>
-              <w:rPr>
-                <w:rFonts w:ascii="MS Mincho" w:eastAsia="MS Mincho" w:hAnsi="MS Mincho" w:cs="MS Mincho" w:hint="eastAsia"/>
-              </w:rPr>
-              <w:t>また、ボランティア活動にも積極的に取り組み、人とのつながりや助け合いの大切さを実感しました。</w:t>
+            </w:pPr>
+            <w:r>
+              <w:rPr>
+                <w:rFonts w:ascii="MS Mincho" w:eastAsia="MS Mincho" w:hAnsi="MS Mincho" w:cs="MS Mincho" w:hint="eastAsia"/>
+              </w:rPr>
+              <w:t>地域の方々と交流しながら、キャンプや農作業体験などのイベントに積極的に参加しました。</w:t>
+            </w:r>
+          </w:p>
+          <w:p>
+            <w:pPr>
+              <w:pStyle w:val="NormalWeb"/>
+            </w:pPr>
+            <w:r>
+              <w:rPr>
+                <w:rFonts w:ascii="MS Mincho" w:eastAsia="MS Mincho" w:hAnsi="MS Mincho" w:cs="MS Mincho" w:hint="eastAsia"/>
+              </w:rPr>
+              <w:t>また、ボランティア活動にも取り組み、多くの人と協力しながら活動する中で、コミュニケーションの大切さや、相手を思いやりながら行動することの重要性を学びました。</w:t>
+            </w:r>
+          </w:p>
+          <w:p>
+            <w:pPr>
+              <w:pStyle w:val="NormalWeb"/>
+            </w:pPr>
+            <w:r>
+              <w:rPr>
+                <w:rFonts w:ascii="MS Mincho" w:eastAsia="MS Mincho" w:hAnsi="MS Mincho" w:cs="MS Mincho" w:hint="eastAsia"/>
+              </w:rPr>
+              <w:t>これらの経験を通して、周囲と協力して物事を進める力や、さまざまな人と関わる柔軟性を身につけることができました。</w:t>
             </w:r>
           </w:p>
         </w:tc>
@@ -2279,6 +2374,7 @@
           </w:tcPr>
           <w:p>
             <w:r>
+              <w:lastRenderedPageBreak/>
               <w:t>特技</w:t>
             </w:r>
           </w:p>
@@ -2308,6 +2404,10 @@
           <w:p>
             <w:pPr>
               <w:pStyle w:val="NormalWeb"/>
+              <w:rPr>
+                <w:rFonts w:ascii="MS Mincho" w:eastAsia="MS Mincho" w:hAnsi="MS Mincho" w:cs="MS Mincho"/>
+                <w:lang w:val="en-US"/>
+              </w:rPr>
             </w:pPr>
             <w:r>
               <w:rPr>
@@ -2326,27 +2426,6 @@
           <w:p>
             <w:pPr>
               <w:pStyle w:val="NormalWeb"/>
-            </w:pPr>
-            <w:r>
-              <w:rPr>
-                <w:rStyle w:val="Strong"/>
-                <w:rFonts w:ascii="MS Mincho" w:eastAsia="MS Mincho" w:hAnsi="MS Mincho" w:cs="MS Mincho" w:hint="eastAsia"/>
-              </w:rPr>
-              <w:t>ソフトウェアトラブルシューティング</w:t>
-            </w:r>
-            <w:r>
-              <w:rPr>
-                <w:rFonts w:ascii="MS Mincho" w:eastAsia="MS Mincho" w:hAnsi="MS Mincho" w:cs="MS Mincho" w:hint="eastAsia"/>
-              </w:rPr>
-              <w:t>：ソフトウェアの不具合について原因を考え、基本的な問題解決を行うことができます。</w:t>
-            </w:r>
-          </w:p>
-          <w:p>
-            <w:pPr>
-              <w:pStyle w:val="NormalWeb"/>
-              <w:rPr>
-                <w:lang w:val="en-US"/>
-              </w:rPr>
             </w:pPr>
             <w:r>
               <w:rPr>
@@ -2388,53 +2467,20 @@
             </w:pPr>
             <w:r>
               <w:rPr>
-                <w:rStyle w:val="Strong"/>
-                <w:rFonts w:ascii="MS Mincho" w:eastAsia="MS Mincho" w:hAnsi="MS Mincho" w:cs="MS Mincho" w:hint="eastAsia"/>
-              </w:rPr>
-              <w:t>長所</w:t>
-            </w:r>
-            <w:r>
-              <w:rPr>
-                <w:rFonts w:ascii="MS Mincho" w:eastAsia="MS Mincho" w:hAnsi="MS Mincho" w:cs="MS Mincho" w:hint="eastAsia"/>
-              </w:rPr>
-              <w:t>：私の長所は、創造力があり、新しいアイデアを考えることができる点です。</w:t>
+                <w:rFonts w:ascii="MS Mincho" w:eastAsia="MS Mincho" w:hAnsi="MS Mincho" w:cs="MS Mincho" w:hint="eastAsia"/>
+              </w:rPr>
+              <w:t>私の長所は、継続して努力できることと、新しいことに積極的に挑戦できることです。</w:t>
             </w:r>
           </w:p>
           <w:p>
             <w:pPr>
               <w:pStyle w:val="NormalWeb"/>
-              <w:rPr>
-                <w:lang w:val="en-US"/>
-              </w:rPr>
-            </w:pPr>
-            <w:r>
-              <w:rPr>
-                <w:rStyle w:val="Strong"/>
-                <w:rFonts w:ascii="MS Mincho" w:eastAsia="MS Mincho" w:hAnsi="MS Mincho" w:cs="MS Mincho" w:hint="eastAsia"/>
-              </w:rPr>
-              <w:t>根拠</w:t>
-            </w:r>
-            <w:r>
-              <w:rPr>
-                <w:rFonts w:ascii="MS Mincho" w:eastAsia="MS Mincho" w:hAnsi="MS Mincho" w:cs="MS Mincho" w:hint="eastAsia"/>
-              </w:rPr>
-              <w:t>：学業やアルバイトの経験を通して、課題に対して工夫した解決策を提案し、実行することで、周囲から評価をいただい</w:t>
-            </w:r>
-            <w:r>
-              <w:rPr>
-                <w:rFonts w:ascii="MS Mincho" w:eastAsia="MS Mincho" w:hAnsi="MS Mincho" w:cs="MS Mincho" w:hint="eastAsia"/>
-              </w:rPr>
-              <w:lastRenderedPageBreak/>
-              <w:t>た経験があります。</w:t>
-            </w:r>
-            <w:r>
-              <w:br/>
-            </w:r>
-            <w:r>
-              <w:rPr>
-                <w:rFonts w:ascii="MS Mincho" w:eastAsia="MS Mincho" w:hAnsi="MS Mincho" w:cs="MS Mincho" w:hint="eastAsia"/>
-              </w:rPr>
-              <w:t>また、動画編集や</w:t>
+            </w:pPr>
+            <w:r>
+              <w:rPr>
+                <w:rFonts w:ascii="MS Mincho" w:eastAsia="MS Mincho" w:hAnsi="MS Mincho" w:cs="MS Mincho" w:hint="eastAsia"/>
+              </w:rPr>
+              <w:t>日本での生活や専門学校での学習を通して、慣れない環境の中でも諦めずに勉強を続け、</w:t>
             </w:r>
             <w:r>
               <w:t>Web</w:t>
@@ -2443,16 +2489,27 @@
               <w:rPr>
                 <w:rFonts w:ascii="MS Mincho" w:eastAsia="MS Mincho" w:hAnsi="MS Mincho" w:cs="MS Mincho" w:hint="eastAsia"/>
               </w:rPr>
-              <w:t>プログラミングに取り組む際には、ユーザーの視点を意識し、視覚的に分かりやすく、使いやすいデザインを心がけてきました。</w:t>
-            </w:r>
-            <w:r>
-              <w:br/>
-            </w:r>
-            <w:r>
-              <w:rPr>
-                <w:rFonts w:ascii="MS Mincho" w:eastAsia="MS Mincho" w:hAnsi="MS Mincho" w:cs="MS Mincho" w:hint="eastAsia"/>
-              </w:rPr>
-              <w:t>新しいことにも前向きに挑戦し、柔軟な発想を活かして問題解決に取り組むことができます。</w:t>
+              <w:t>制作やプログラミングの知識を身につけてきました。また、授業だけでなく、自主的に</w:t>
+            </w:r>
+            <w:r>
+              <w:t>Web</w:t>
+            </w:r>
+            <w:r>
+              <w:rPr>
+                <w:rFonts w:ascii="MS Mincho" w:eastAsia="MS Mincho" w:hAnsi="MS Mincho" w:cs="MS Mincho" w:hint="eastAsia"/>
+              </w:rPr>
+              <w:t>サイト制作やポートフォリオ作成にも取り組んでいます。</w:t>
+            </w:r>
+          </w:p>
+          <w:p>
+            <w:pPr>
+              <w:pStyle w:val="NormalWeb"/>
+            </w:pPr>
+            <w:r>
+              <w:rPr>
+                <w:rFonts w:ascii="MS Mincho" w:eastAsia="MS Mincho" w:hAnsi="MS Mincho" w:cs="MS Mincho" w:hint="eastAsia"/>
+              </w:rPr>
+              <w:t>さらに、アルバイトやボランティア活動では、多くの人と関わりながら協力して行動する力や、責任感を身につけることができました。</w:t>
             </w:r>
           </w:p>
         </w:tc>
@@ -2467,7 +2524,6 @@
           </w:tcPr>
           <w:p>
             <w:r>
-              <w:lastRenderedPageBreak/>
               <w:t>短所と改善策</w:t>
             </w:r>
           </w:p>
@@ -2482,60 +2538,20 @@
             </w:pPr>
             <w:r>
               <w:rPr>
-                <w:rStyle w:val="Strong"/>
-                <w:rFonts w:ascii="MS Mincho" w:eastAsia="MS Mincho" w:hAnsi="MS Mincho" w:cs="MS Mincho" w:hint="eastAsia"/>
-              </w:rPr>
-              <w:t>短所</w:t>
-            </w:r>
-            <w:r>
-              <w:rPr>
-                <w:rFonts w:ascii="MS Mincho" w:eastAsia="MS Mincho" w:hAnsi="MS Mincho" w:cs="MS Mincho" w:hint="eastAsia"/>
-              </w:rPr>
-              <w:t>：物事を慎重に考えすぎてしまうところです。</w:t>
+                <w:rFonts w:ascii="MS Mincho" w:eastAsia="MS Mincho" w:hAnsi="MS Mincho" w:cs="MS Mincho" w:hint="eastAsia"/>
+              </w:rPr>
+              <w:t>私の短所は、一つの作業に集中しすぎてしまうところです。取り組み始めると最後まで丁寧に進めようとするため、他の作業への対応が遅くなってしまうことがあります。</w:t>
             </w:r>
           </w:p>
           <w:p>
             <w:pPr>
               <w:pStyle w:val="NormalWeb"/>
-              <w:rPr>
-                <w:lang w:val="en-US"/>
-              </w:rPr>
-            </w:pPr>
-            <w:r>
-              <w:rPr>
-                <w:rStyle w:val="Strong"/>
-                <w:rFonts w:ascii="MS Mincho" w:eastAsia="MS Mincho" w:hAnsi="MS Mincho" w:cs="MS Mincho" w:hint="eastAsia"/>
-              </w:rPr>
-              <w:t>改善策</w:t>
-            </w:r>
-            <w:r>
-              <w:rPr>
-                <w:rFonts w:ascii="MS Mincho" w:eastAsia="MS Mincho" w:hAnsi="MS Mincho" w:cs="MS Mincho" w:hint="eastAsia"/>
-              </w:rPr>
-              <w:t>：この短所を改善するために、気持ちを切り替える時間を意識的に作るようにしています。旅行に</w:t>
-            </w:r>
-            <w:proofErr w:type="gramStart"/>
-            <w:r>
-              <w:rPr>
-                <w:rFonts w:ascii="MS Mincho" w:eastAsia="MS Mincho" w:hAnsi="MS Mincho" w:cs="MS Mincho" w:hint="eastAsia"/>
-              </w:rPr>
-              <w:t>出かけたり</w:t>
-            </w:r>
-            <w:proofErr w:type="gramEnd"/>
-            <w:r>
-              <w:rPr>
-                <w:rFonts w:ascii="MS Mincho" w:eastAsia="MS Mincho" w:hAnsi="MS Mincho" w:cs="MS Mincho" w:hint="eastAsia"/>
-              </w:rPr>
-              <w:t>、静かな場所でリラックスすることで頭を整理し、落ち着いて判断できるよう心がけています。</w:t>
-            </w:r>
-            <w:r>
-              <w:br/>
-            </w:r>
-            <w:r>
-              <w:rPr>
-                <w:rFonts w:ascii="MS Mincho" w:eastAsia="MS Mincho" w:hAnsi="MS Mincho" w:cs="MS Mincho" w:hint="eastAsia"/>
-              </w:rPr>
-              <w:t>その結果、必要以上に悩まず、冷静に行動できるようになりました。</w:t>
+            </w:pPr>
+            <w:r>
+              <w:rPr>
+                <w:rFonts w:ascii="MS Mincho" w:eastAsia="MS Mincho" w:hAnsi="MS Mincho" w:cs="MS Mincho" w:hint="eastAsia"/>
+              </w:rPr>
+              <w:t>そのため現在は、優先順位を意識しながらスケジュールを立て、やるべきことを整理して行動するよう心掛けています。また、時間配分を考えながら効率よく作業を進めることを意識し、改善に取り組んでいます。</w:t>
             </w:r>
           </w:p>
         </w:tc>
@@ -2566,17 +2582,18 @@
               <w:rPr>
                 <w:rFonts w:ascii="MS Mincho" w:eastAsia="MS Mincho" w:hAnsi="MS Mincho" w:cs="MS Mincho" w:hint="eastAsia"/>
               </w:rPr>
-              <w:t>私は、創造力と問題解決能力を強みとしています。</w:t>
-            </w:r>
-            <w:r>
-              <w:br/>
-              <w:t>IT</w:t>
-            </w:r>
-            <w:r>
-              <w:rPr>
-                <w:rFonts w:ascii="MS Mincho" w:eastAsia="MS Mincho" w:hAnsi="MS Mincho" w:cs="MS Mincho" w:hint="eastAsia"/>
-              </w:rPr>
-              <w:t>分野では、</w:t>
+              <w:t>私の強みは、新しいことに積極的に挑戦し、継続して努力できることです。</w:t>
+            </w:r>
+          </w:p>
+          <w:p>
+            <w:pPr>
+              <w:pStyle w:val="NormalWeb"/>
+            </w:pPr>
+            <w:r>
+              <w:rPr>
+                <w:rFonts w:ascii="MS Mincho" w:eastAsia="MS Mincho" w:hAnsi="MS Mincho" w:cs="MS Mincho" w:hint="eastAsia"/>
+              </w:rPr>
+              <w:t>現在、専門学校で</w:t>
             </w:r>
             <w:r>
               <w:t>Web</w:t>
@@ -2585,7 +2602,7 @@
               <w:rPr>
                 <w:rFonts w:ascii="MS Mincho" w:eastAsia="MS Mincho" w:hAnsi="MS Mincho" w:cs="MS Mincho" w:hint="eastAsia"/>
               </w:rPr>
-              <w:t>プログラミングや人工知能（</w:t>
+              <w:t>開発やプログラミング、</w:t>
             </w:r>
             <w:r>
               <w:t>AI</w:t>
@@ -2594,7 +2611,16 @@
               <w:rPr>
                 <w:rFonts w:ascii="MS Mincho" w:eastAsia="MS Mincho" w:hAnsi="MS Mincho" w:cs="MS Mincho" w:hint="eastAsia"/>
               </w:rPr>
-              <w:t>）を学び、基礎的な実践スキルを身につけてきました。また、動画編集やコンピュータハードウェアに関する知識もあり、幅広い技術に柔軟に対応することができます。</w:t>
+              <w:t>について学びながら、自主的に</w:t>
+            </w:r>
+            <w:r>
+              <w:t>Web</w:t>
+            </w:r>
+            <w:r>
+              <w:rPr>
+                <w:rFonts w:ascii="MS Mincho" w:eastAsia="MS Mincho" w:hAnsi="MS Mincho" w:cs="MS Mincho" w:hint="eastAsia"/>
+              </w:rPr>
+              <w:t>サイト制作やポートフォリオ作成にも取り組んでいます。授業で学んだ内容を自分で実践することで、基礎的な技術力だけでなく、問題解決力や考えて行動する力を身につけることができました。</w:t>
             </w:r>
           </w:p>
           <w:p>
@@ -2605,21 +2631,18 @@
               <w:rPr>
                 <w:rFonts w:ascii="MS Mincho" w:eastAsia="MS Mincho" w:hAnsi="MS Mincho" w:cs="MS Mincho" w:hint="eastAsia"/>
               </w:rPr>
-              <w:t>一方で、物事を考えすぎてしまうという短所もありますが、旅行や静かな環境でリラックスする時間を作ることで、冷静に状況を見直すよう心がけています。その結果、落ち着いて判断し、行動できるようになりました。</w:t>
+              <w:t>また、私は周囲の人と協力しながら取り組むことを大切にしており、困っている人がいれば積極的にサポートするよう心掛けています。アルバイトや学校生活、ボランティア活動を通して、コミュニケーション力や協調性も高めることができました。</w:t>
             </w:r>
           </w:p>
           <w:p>
             <w:pPr>
               <w:pStyle w:val="NormalWeb"/>
-              <w:rPr>
-                <w:lang w:val="en-US"/>
-              </w:rPr>
-            </w:pPr>
-            <w:r>
-              <w:rPr>
-                <w:rFonts w:ascii="MS Mincho" w:eastAsia="MS Mincho" w:hAnsi="MS Mincho" w:cs="MS Mincho" w:hint="eastAsia"/>
-              </w:rPr>
-              <w:t>常に成長を目指し、新しいことにも前向きに挑戦する姿勢を大切にしています。これまでに身につけた知識や経験を活かし、周囲と協力しながら、会社に貢献していきたいと考えています。</w:t>
+            </w:pPr>
+            <w:r>
+              <w:rPr>
+                <w:rFonts w:ascii="MS Mincho" w:eastAsia="MS Mincho" w:hAnsi="MS Mincho" w:cs="MS Mincho" w:hint="eastAsia"/>
+              </w:rPr>
+              <w:t>まだ実務経験はありませんが、常に学ぶ姿勢を大切にし、新しい技術にも前向きに挑戦しながら成長していきたいと考えています。</w:t>
             </w:r>
           </w:p>
         </w:tc>
@@ -2634,6 +2657,7 @@
           </w:tcPr>
           <w:p>
             <w:r>
+              <w:lastRenderedPageBreak/>
               <w:t>志望動機</w:t>
             </w:r>
           </w:p>
@@ -2642,7 +2666,89 @@
           <w:tcPr>
             <w:tcW w:w="7087" w:type="dxa"/>
           </w:tcPr>
-          <w:p/>
+          <w:p>
+            <w:pPr>
+              <w:pStyle w:val="NormalWeb"/>
+            </w:pPr>
+            <w:r>
+              <w:rPr>
+                <w:rFonts w:ascii="MS Mincho" w:eastAsia="MS Mincho" w:hAnsi="MS Mincho" w:cs="MS Mincho" w:hint="eastAsia"/>
+              </w:rPr>
+              <w:t>私は、</w:t>
+            </w:r>
+            <w:r>
+              <w:t>IT</w:t>
+            </w:r>
+            <w:r>
+              <w:rPr>
+                <w:rFonts w:ascii="MS Mincho" w:eastAsia="MS Mincho" w:hAnsi="MS Mincho" w:cs="MS Mincho" w:hint="eastAsia"/>
+              </w:rPr>
+              <w:t>技術を通して人々の役に立つシステムを開発したいと考え、貴社を志望いたしました。</w:t>
+            </w:r>
+          </w:p>
+          <w:p>
+            <w:pPr>
+              <w:pStyle w:val="NormalWeb"/>
+            </w:pPr>
+            <w:r>
+              <w:rPr>
+                <w:rFonts w:ascii="MS Mincho" w:eastAsia="MS Mincho" w:hAnsi="MS Mincho" w:cs="MS Mincho" w:hint="eastAsia"/>
+              </w:rPr>
+              <w:t>現在、専門学校で</w:t>
+            </w:r>
+            <w:r>
+              <w:t>Web</w:t>
+            </w:r>
+            <w:r>
+              <w:rPr>
+                <w:rFonts w:ascii="MS Mincho" w:eastAsia="MS Mincho" w:hAnsi="MS Mincho" w:cs="MS Mincho" w:hint="eastAsia"/>
+              </w:rPr>
+              <w:t>開発やプログラミング、</w:t>
+            </w:r>
+            <w:r>
+              <w:t>AI</w:t>
+            </w:r>
+            <w:r>
+              <w:rPr>
+                <w:rFonts w:ascii="MS Mincho" w:eastAsia="MS Mincho" w:hAnsi="MS Mincho" w:cs="MS Mincho" w:hint="eastAsia"/>
+              </w:rPr>
+              <w:t>について学んでおり、自主的に</w:t>
+            </w:r>
+            <w:r>
+              <w:t>Web</w:t>
+            </w:r>
+            <w:r>
+              <w:rPr>
+                <w:rFonts w:ascii="MS Mincho" w:eastAsia="MS Mincho" w:hAnsi="MS Mincho" w:cs="MS Mincho" w:hint="eastAsia"/>
+              </w:rPr>
+              <w:t>サイト制作やシステム開発にも取り組んでいます。学習を進める中で、技術だけでなく、チームで協力しながら開発を行うことの大切さにも興味を持つようになりました。</w:t>
+            </w:r>
+          </w:p>
+          <w:p>
+            <w:pPr>
+              <w:pStyle w:val="NormalWeb"/>
+            </w:pPr>
+            <w:r>
+              <w:rPr>
+                <w:rFonts w:ascii="MS Mincho" w:eastAsia="MS Mincho" w:hAnsi="MS Mincho" w:cs="MS Mincho" w:hint="eastAsia"/>
+              </w:rPr>
+              <w:t>説明会を通して、貴社が新しい技術への挑戦を大切にしながら、チームワークを重視している点に魅力を感じました。また、幅広い分野でシステム開発を行い、社会に貢献している点にも強く興味を持ちました。</w:t>
+            </w:r>
+          </w:p>
+          <w:p>
+            <w:pPr>
+              <w:pStyle w:val="NormalWeb"/>
+              <w:rPr>
+                <w:lang w:val="en-US"/>
+              </w:rPr>
+            </w:pPr>
+            <w:r>
+              <w:rPr>
+                <w:rFonts w:ascii="MS Mincho" w:eastAsia="MS Mincho" w:hAnsi="MS Mincho" w:cs="MS Mincho" w:hint="eastAsia"/>
+              </w:rPr>
+              <w:t>まだ実務経験はありませんが、学ぶ姿勢と継続して努力する力には自信があります。入社後は積極的に知識や技術を吸収し、周囲と協力しながら成長し、貴社に貢献していきたいと考えております。</w:t>
+            </w:r>
+          </w:p>
         </w:tc>
       </w:tr>
       <w:tr>
@@ -2666,24 +2772,23 @@
           <w:p>
             <w:pPr>
               <w:pStyle w:val="NormalWeb"/>
-              <w:rPr>
-                <w:lang w:val="en-US"/>
-              </w:rPr>
-            </w:pPr>
-            <w:r>
-              <w:rPr>
-                <w:rFonts w:ascii="MS Mincho" w:eastAsia="MS Mincho" w:hAnsi="MS Mincho" w:cs="MS Mincho" w:hint="eastAsia"/>
-              </w:rPr>
-              <w:t>まだ経験は多くありませんが、努力を続け、成長していく意欲があります。</w:t>
-            </w:r>
-            <w:r>
-              <w:br/>
-            </w:r>
-            <w:r>
-              <w:rPr>
-                <w:rFonts w:ascii="MS Mincho" w:eastAsia="MS Mincho" w:hAnsi="MS Mincho" w:cs="MS Mincho" w:hint="eastAsia"/>
-              </w:rPr>
-              <w:t>一日でも早く戦力になれるよう、真面目に取り組みたいと考えています。</w:t>
+            </w:pPr>
+            <w:r>
+              <w:rPr>
+                <w:rFonts w:ascii="MS Mincho" w:eastAsia="MS Mincho" w:hAnsi="MS Mincho" w:cs="MS Mincho" w:hint="eastAsia"/>
+              </w:rPr>
+              <w:t>まだ経験は多くありませんが、継続して努力し、成長していきたいという気持ちは誰にも負けません。</w:t>
+            </w:r>
+          </w:p>
+          <w:p>
+            <w:pPr>
+              <w:pStyle w:val="NormalWeb"/>
+            </w:pPr>
+            <w:r>
+              <w:rPr>
+                <w:rFonts w:ascii="MS Mincho" w:eastAsia="MS Mincho" w:hAnsi="MS Mincho" w:cs="MS Mincho" w:hint="eastAsia"/>
+              </w:rPr>
+              <w:t>一日でも早く貴社の力になれるよう、積極的に学びながら、何事にも真面目に取り組んでいきたいと考えております。</w:t>
             </w:r>
           </w:p>
         </w:tc>

--- a/MyCV.docx
+++ b/MyCV.docx
@@ -18,7 +18,24 @@
           <w:szCs w:val="22"/>
           <w:shd w:val="clear" w:color="auto" w:fill="D9D9D9"/>
         </w:rPr>
-        <w:t>履歴書　　年</w:t>
+        <w:t>履歴書</w:t>
+      </w:r>
+      <w:r>
+        <w:rPr>
+          <w:sz w:val="22"/>
+          <w:szCs w:val="22"/>
+          <w:shd w:val="clear" w:color="auto" w:fill="D9D9D9"/>
+        </w:rPr>
+        <w:t>2026</w:t>
+      </w:r>
+      <w:r>
+        <w:rPr>
+          <w:rFonts w:hint="eastAsia"/>
+          <w:sz w:val="22"/>
+          <w:szCs w:val="22"/>
+          <w:shd w:val="clear" w:color="auto" w:fill="D9D9D9"/>
+        </w:rPr>
+        <w:t>年</w:t>
       </w:r>
       <w:r>
         <w:rPr>
@@ -36,7 +53,15 @@
           <w:szCs w:val="22"/>
           <w:shd w:val="clear" w:color="auto" w:fill="D9D9D9"/>
         </w:rPr>
-        <w:t xml:space="preserve">　　</w:t>
+        <w:t xml:space="preserve">　</w:t>
+      </w:r>
+      <w:r>
+        <w:rPr>
+          <w:sz w:val="22"/>
+          <w:szCs w:val="22"/>
+          <w:shd w:val="clear" w:color="auto" w:fill="D9D9D9"/>
+        </w:rPr>
+        <w:t>5</w:t>
       </w:r>
       <w:r>
         <w:rPr>
@@ -54,7 +79,15 @@
           <w:szCs w:val="22"/>
           <w:shd w:val="clear" w:color="auto" w:fill="D9D9D9"/>
         </w:rPr>
-        <w:t xml:space="preserve">　　</w:t>
+        <w:t xml:space="preserve">　</w:t>
+      </w:r>
+      <w:r>
+        <w:rPr>
+          <w:sz w:val="22"/>
+          <w:szCs w:val="22"/>
+          <w:shd w:val="clear" w:color="auto" w:fill="D9D9D9"/>
+        </w:rPr>
+        <w:t>14</w:t>
       </w:r>
       <w:r>
         <w:rPr>
@@ -181,6 +214,55 @@
                 <w:szCs w:val="22"/>
               </w:rPr>
             </w:pPr>
+            <w:r>
+              <w:rPr>
+                <w:noProof/>
+                <w:color w:val="A6A6A6"/>
+                <w:sz w:val="22"/>
+                <w:szCs w:val="22"/>
+              </w:rPr>
+              <w:drawing>
+                <wp:inline distT="0" distB="0" distL="0" distR="0" wp14:anchorId="2E669C89" wp14:editId="68415DCF">
+                  <wp:extent cx="1572895" cy="2097405"/>
+                  <wp:effectExtent l="0" t="0" r="1905" b="0"/>
+                  <wp:docPr id="1186825028" name="Picture 1" descr="A person in a suit and tie&#10;&#10;AI-generated content may be incorrect."/>
+                  <wp:cNvGraphicFramePr>
+                    <a:graphicFrameLocks xmlns:a="http://schemas.openxmlformats.org/drawingml/2006/main" noChangeAspect="1"/>
+                  </wp:cNvGraphicFramePr>
+                  <a:graphic xmlns:a="http://schemas.openxmlformats.org/drawingml/2006/main">
+                    <a:graphicData uri="http://schemas.openxmlformats.org/drawingml/2006/picture">
+                      <pic:pic xmlns:pic="http://schemas.openxmlformats.org/drawingml/2006/picture">
+                        <pic:nvPicPr>
+                          <pic:cNvPr id="1186825028" name="Picture 1" descr="A person in a suit and tie&#10;&#10;AI-generated content may be incorrect."/>
+                          <pic:cNvPicPr/>
+                        </pic:nvPicPr>
+                        <pic:blipFill>
+                          <a:blip r:embed="rId4" cstate="print">
+                            <a:extLst>
+                              <a:ext uri="{28A0092B-C50C-407E-A947-70E740481C1C}">
+                                <a14:useLocalDpi xmlns:a14="http://schemas.microsoft.com/office/drawing/2010/main" val="0"/>
+                              </a:ext>
+                            </a:extLst>
+                          </a:blip>
+                          <a:stretch>
+                            <a:fillRect/>
+                          </a:stretch>
+                        </pic:blipFill>
+                        <pic:spPr>
+                          <a:xfrm>
+                            <a:off x="0" y="0"/>
+                            <a:ext cx="1572895" cy="2097405"/>
+                          </a:xfrm>
+                          <a:prstGeom prst="rect">
+                            <a:avLst/>
+                          </a:prstGeom>
+                        </pic:spPr>
+                      </pic:pic>
+                    </a:graphicData>
+                  </a:graphic>
+                </wp:inline>
+              </w:drawing>
+            </w:r>
           </w:p>
         </w:tc>
       </w:tr>
@@ -443,7 +525,20 @@
               <w:t xml:space="preserve">〒　</w:t>
             </w:r>
           </w:p>
-          <w:p/>
+          <w:p>
+            <w:pPr>
+              <w:jc w:val="center"/>
+              <w:rPr>
+                <w:rFonts w:hint="eastAsia"/>
+              </w:rPr>
+            </w:pPr>
+            <w:r>
+              <w:rPr>
+                <w:rFonts w:hint="eastAsia"/>
+              </w:rPr>
+              <w:t>同時</w:t>
+            </w:r>
+          </w:p>
         </w:tc>
         <w:tc>
           <w:tcPr>
@@ -1797,7 +1892,31 @@
         <w:rPr>
           <w:shd w:val="clear" w:color="auto" w:fill="D9D9D9"/>
         </w:rPr>
-        <w:t>自己紹介書　　年　月</w:t>
+        <w:t>自己紹介書</w:t>
+      </w:r>
+      <w:r>
+        <w:rPr>
+          <w:shd w:val="clear" w:color="auto" w:fill="D9D9D9"/>
+        </w:rPr>
+        <w:t>2026</w:t>
+      </w:r>
+      <w:r>
+        <w:rPr>
+          <w:shd w:val="clear" w:color="auto" w:fill="D9D9D9"/>
+        </w:rPr>
+        <w:t>年</w:t>
+      </w:r>
+      <w:r>
+        <w:rPr>
+          <w:shd w:val="clear" w:color="auto" w:fill="D9D9D9"/>
+        </w:rPr>
+        <w:t xml:space="preserve"> 5</w:t>
+      </w:r>
+      <w:r>
+        <w:rPr>
+          <w:shd w:val="clear" w:color="auto" w:fill="D9D9D9"/>
+        </w:rPr>
+        <w:t>月</w:t>
       </w:r>
       <w:r>
         <w:rPr>
@@ -1808,10 +1927,9 @@
       </w:r>
       <w:r>
         <w:rPr>
-          <w:rFonts w:hint="eastAsia"/>
           <w:shd w:val="clear" w:color="auto" w:fill="D9D9D9"/>
         </w:rPr>
-        <w:t xml:space="preserve">　　</w:t>
+        <w:t>14</w:t>
       </w:r>
       <w:r>
         <w:rPr>
@@ -1831,53 +1949,7 @@
           <w:rFonts w:hint="eastAsia"/>
           <w:u w:val="single"/>
         </w:rPr>
-        <w:t>イデア</w:t>
-      </w:r>
-      <w:r>
-        <w:rPr>
-          <w:u w:val="single"/>
-        </w:rPr>
-        <w:t xml:space="preserve">ＩＴカレッジ阿蘇　</w:t>
-      </w:r>
-      <w:r>
-        <w:rPr>
-          <w:rFonts w:hint="eastAsia"/>
-          <w:u w:val="single"/>
-        </w:rPr>
-        <w:t xml:space="preserve">　　　　　　</w:t>
-      </w:r>
-      <w:r>
-        <w:rPr>
-          <w:rFonts w:hint="eastAsia"/>
-          <w:u w:val="single"/>
-        </w:rPr>
-        <w:t>学科</w:t>
-      </w:r>
-      <w:r>
-        <w:rPr>
-          <w:u w:val="single"/>
-        </w:rPr>
-        <w:t xml:space="preserve">　学生番号　</w:t>
-      </w:r>
-      <w:r>
-        <w:rPr>
-          <w:rFonts w:hint="eastAsia"/>
-          <w:u w:val="single"/>
-        </w:rPr>
-        <w:t xml:space="preserve">　　　　　　</w:t>
-      </w:r>
-      <w:r>
-        <w:rPr>
-          <w:u w:val="single"/>
-        </w:rPr>
-        <w:t xml:space="preserve">氏名　</w:t>
-      </w:r>
-      <w:r>
-        <w:rPr>
-          <w:rFonts w:hint="eastAsia"/>
-          <w:u w:val="single"/>
-        </w:rPr>
-        <w:t xml:space="preserve">　　　　　　　　</w:t>
+        <w:t xml:space="preserve">　　　　　　　</w:t>
       </w:r>
       <w:r>
         <w:rPr>
